--- a/flow/20230927_hours/drafts/2024-06-g/15.06.docx
+++ b/flow/20230927_hours/drafts/2024-06-g/15.06.docx
@@ -94,18 +94,218 @@
     </w:p>
     <w:p>
       <w:pPr>
-        <w:spacing w:line="240" w:lineRule="auto"/>
-        <w:rPr>
-          <w:rFonts w:ascii="Times New Roman" w:hAnsi="Times New Roman"/>
-          <w:sz w:val="24"/>
-        </w:rPr>
-      </w:pPr>
-      <w:r>
-        <w:rPr>
-          <w:rFonts w:ascii="Times New Roman" w:hAnsi="Times New Roman"/>
-          <w:sz w:val="24"/>
-        </w:rPr>
-        <w:t>Царю небесний, утішителю, Душе істини,* що всюди єси і все наповняєш,* скарбе дібр і життя подателю,* прийди і вселися в нас,* і очисти нас від усякої скверни,* і спаси, Благий, душі наші.</w:t>
+        <w:pStyle w:val="a"/>
+        <w:spacing w:after="120"/>
+      </w:pPr>
+      <w:r>
+        <w:rPr>
+          <w:rFonts w:ascii="Times New Roman" w:hAnsi="Times New Roman"/>
+          <w:sz w:val="24"/>
+        </w:rPr>
+        <w:t>Ца́рю</w:t>
+      </w:r>
+      <w:r>
+        <w:rPr>
+          <w:rFonts w:ascii="Times New Roman" w:hAnsi="Times New Roman"/>
+          <w:sz w:val="24"/>
+        </w:rPr>
+        <w:t xml:space="preserve"> </w:t>
+      </w:r>
+      <w:r>
+        <w:rPr>
+          <w:rFonts w:ascii="Times New Roman" w:hAnsi="Times New Roman"/>
+          <w:sz w:val="24"/>
+        </w:rPr>
+        <w:t>небе́сний</w:t>
+      </w:r>
+      <w:r>
+        <w:rPr>
+          <w:rFonts w:ascii="Times New Roman" w:hAnsi="Times New Roman"/>
+          <w:sz w:val="24"/>
+        </w:rPr>
+        <w:t xml:space="preserve">, </w:t>
+      </w:r>
+      <w:r>
+        <w:rPr>
+          <w:rFonts w:ascii="Times New Roman" w:hAnsi="Times New Roman"/>
+          <w:sz w:val="24"/>
+        </w:rPr>
+        <w:t>утіши́телю</w:t>
+      </w:r>
+      <w:r>
+        <w:rPr>
+          <w:rFonts w:ascii="Times New Roman" w:hAnsi="Times New Roman"/>
+          <w:sz w:val="24"/>
+        </w:rPr>
+        <w:t xml:space="preserve">, </w:t>
+      </w:r>
+      <w:r>
+        <w:rPr>
+          <w:rFonts w:ascii="Times New Roman" w:hAnsi="Times New Roman"/>
+          <w:sz w:val="24"/>
+        </w:rPr>
+        <w:t>Ду́ше</w:t>
+      </w:r>
+      <w:r>
+        <w:rPr>
+          <w:rFonts w:ascii="Times New Roman" w:hAnsi="Times New Roman"/>
+          <w:sz w:val="24"/>
+        </w:rPr>
+        <w:t xml:space="preserve"> íстини,* що </w:t>
+      </w:r>
+      <w:r>
+        <w:rPr>
+          <w:rFonts w:ascii="Times New Roman" w:hAnsi="Times New Roman"/>
+          <w:sz w:val="24"/>
+        </w:rPr>
+        <w:t>всю́ди</w:t>
+      </w:r>
+      <w:r>
+        <w:rPr>
+          <w:rFonts w:ascii="Times New Roman" w:hAnsi="Times New Roman"/>
+          <w:sz w:val="24"/>
+        </w:rPr>
+        <w:t xml:space="preserve"> єси́ і все </w:t>
+      </w:r>
+      <w:r>
+        <w:rPr>
+          <w:rFonts w:ascii="Times New Roman" w:hAnsi="Times New Roman"/>
+          <w:sz w:val="24"/>
+        </w:rPr>
+        <w:t>наповня́єш</w:t>
+      </w:r>
+      <w:r>
+        <w:rPr>
+          <w:rFonts w:ascii="Times New Roman" w:hAnsi="Times New Roman"/>
+          <w:sz w:val="24"/>
+        </w:rPr>
+        <w:t xml:space="preserve">,* </w:t>
+      </w:r>
+      <w:r>
+        <w:rPr>
+          <w:rFonts w:ascii="Times New Roman" w:hAnsi="Times New Roman"/>
+          <w:sz w:val="24"/>
+        </w:rPr>
+        <w:t>скарбни́це</w:t>
+      </w:r>
+      <w:r>
+        <w:rPr>
+          <w:rFonts w:ascii="Times New Roman" w:hAnsi="Times New Roman"/>
+          <w:sz w:val="24"/>
+        </w:rPr>
+        <w:t xml:space="preserve"> благ і життя́ </w:t>
+      </w:r>
+      <w:r>
+        <w:rPr>
+          <w:rFonts w:ascii="Times New Roman" w:hAnsi="Times New Roman"/>
+          <w:sz w:val="24"/>
+        </w:rPr>
+        <w:t>пода́телю</w:t>
+      </w:r>
+      <w:r>
+        <w:rPr>
+          <w:rFonts w:ascii="Times New Roman" w:hAnsi="Times New Roman"/>
+          <w:sz w:val="24"/>
+        </w:rPr>
+        <w:t xml:space="preserve">,* прийди́, і </w:t>
+      </w:r>
+      <w:r>
+        <w:rPr>
+          <w:rFonts w:ascii="Times New Roman" w:hAnsi="Times New Roman"/>
+          <w:sz w:val="24"/>
+        </w:rPr>
+        <w:t>всели́ся</w:t>
+      </w:r>
+      <w:r>
+        <w:rPr>
+          <w:rFonts w:ascii="Times New Roman" w:hAnsi="Times New Roman"/>
+          <w:sz w:val="24"/>
+        </w:rPr>
+        <w:t xml:space="preserve"> в нас,* і </w:t>
+      </w:r>
+      <w:r>
+        <w:rPr>
+          <w:rFonts w:ascii="Times New Roman" w:hAnsi="Times New Roman"/>
+          <w:sz w:val="24"/>
+        </w:rPr>
+        <w:t>очи́сти</w:t>
+      </w:r>
+      <w:r>
+        <w:rPr>
+          <w:rFonts w:ascii="Times New Roman" w:hAnsi="Times New Roman"/>
+          <w:sz w:val="24"/>
+        </w:rPr>
+        <w:t xml:space="preserve"> нас від </w:t>
+      </w:r>
+      <w:r>
+        <w:rPr>
+          <w:rFonts w:ascii="Times New Roman" w:hAnsi="Times New Roman"/>
+          <w:sz w:val="24"/>
+        </w:rPr>
+        <w:t>уся́кої</w:t>
+      </w:r>
+      <w:r>
+        <w:rPr>
+          <w:rFonts w:ascii="Times New Roman" w:hAnsi="Times New Roman"/>
+          <w:sz w:val="24"/>
+        </w:rPr>
+        <w:t xml:space="preserve"> </w:t>
+      </w:r>
+      <w:r>
+        <w:rPr>
+          <w:rFonts w:ascii="Times New Roman" w:hAnsi="Times New Roman"/>
+          <w:sz w:val="24"/>
+        </w:rPr>
+        <w:t>скве́рни</w:t>
+      </w:r>
+      <w:r>
+        <w:rPr>
+          <w:rFonts w:ascii="Times New Roman" w:hAnsi="Times New Roman"/>
+          <w:sz w:val="24"/>
+        </w:rPr>
+        <w:t xml:space="preserve">,* і спаси́, </w:t>
+      </w:r>
+      <w:r>
+        <w:rPr>
+          <w:rFonts w:ascii="Times New Roman" w:hAnsi="Times New Roman"/>
+          <w:sz w:val="24"/>
+        </w:rPr>
+        <w:t>благи́й</w:t>
+      </w:r>
+      <w:r>
+        <w:rPr>
+          <w:rFonts w:ascii="Times New Roman" w:hAnsi="Times New Roman"/>
+          <w:sz w:val="24"/>
+        </w:rPr>
+        <w:t xml:space="preserve">, </w:t>
+      </w:r>
+      <w:r>
+        <w:rPr>
+          <w:rFonts w:ascii="Times New Roman" w:hAnsi="Times New Roman"/>
+          <w:sz w:val="24"/>
+        </w:rPr>
+        <w:t>ду́ші</w:t>
+      </w:r>
+      <w:r>
+        <w:rPr>
+          <w:rFonts w:ascii="Times New Roman" w:hAnsi="Times New Roman"/>
+          <w:sz w:val="24"/>
+        </w:rPr>
+        <w:t xml:space="preserve"> </w:t>
+      </w:r>
+      <w:r>
+        <w:rPr>
+          <w:rFonts w:ascii="Times New Roman" w:hAnsi="Times New Roman"/>
+          <w:sz w:val="24"/>
+        </w:rPr>
+        <w:t>на́ші</w:t>
+      </w:r>
+      <w:r>
+        <w:rPr>
+          <w:rFonts w:ascii="Times New Roman" w:hAnsi="Times New Roman"/>
+          <w:sz w:val="24"/>
+        </w:rPr>
+        <w:t>.</w:t>
       </w:r>
     </w:p>
     <w:p>
@@ -328,51 +528,42 @@
     </w:p>
     <w:p>
       <w:pPr>
-        <w:spacing w:line="240" w:lineRule="auto"/>
-        <w:rPr>
-          <w:rFonts w:ascii="Times New Roman" w:hAnsi="Times New Roman"/>
-          <w:sz w:val="24"/>
-        </w:rPr>
-      </w:pPr>
-      <w:r>
-        <w:rPr>
-          <w:rFonts w:ascii="Times New Roman" w:hAnsi="Times New Roman"/>
-          <w:i/>
-          <w:color w:val="FF0000"/>
-          <w:sz w:val="24"/>
-        </w:rPr>
-        <w:t>Священик</w:t>
-      </w:r>
-      <w:r>
-        <w:rPr>
-          <w:rFonts w:ascii="Times New Roman" w:hAnsi="Times New Roman"/>
-          <w:i/>
-          <w:color w:val="FF0000"/>
-          <w:sz w:val="24"/>
-        </w:rPr>
-        <w:t>:</w:t>
-      </w:r>
-      <w:r>
-        <w:rPr>
-          <w:rFonts w:ascii="Times New Roman" w:hAnsi="Times New Roman"/>
-          <w:color w:val="FF0000"/>
-          <w:sz w:val="24"/>
-        </w:rPr>
-        <w:t xml:space="preserve"> </w:t>
-      </w:r>
-      <w:r>
-        <w:rPr>
-          <w:rFonts w:ascii="Times New Roman" w:hAnsi="Times New Roman"/>
-          <w:sz w:val="24"/>
-        </w:rPr>
-        <w:t xml:space="preserve">Бо твоє є царство, і сила, і слава, Отця, і Сина, і Святого Духа, нині і повсякчас, і на віки </w:t>
-      </w:r>
-      <w:r>
-        <w:rPr>
-          <w:rFonts w:ascii="Times New Roman" w:hAnsi="Times New Roman"/>
-          <w:sz w:val="24"/>
-        </w:rPr>
-        <w:t>віків.</w:t>
+        <w:pStyle w:val="a"/>
+        <w:spacing w:after="120"/>
+      </w:pPr>
+      <w:r>
+        <w:rPr>
+          <w:rFonts w:ascii="Times New Roman" w:hAnsi="Times New Roman"/>
+          <w:i/>
+          <w:color w:val="FF0000"/>
+          <w:sz w:val="24"/>
+        </w:rPr>
+        <w:t>Священ</w:t>
+      </w:r>
+      <w:r>
+        <w:rPr>
+          <w:rFonts w:ascii="Times New Roman" w:hAnsi="Times New Roman"/>
+          <w:i/>
+          <w:color w:val="FF0000"/>
+          <w:sz w:val="24"/>
+        </w:rPr>
+        <w:t>н</w:t>
+      </w:r>
+      <w:r>
+        <w:rPr>
+          <w:rFonts w:ascii="Times New Roman" w:hAnsi="Times New Roman"/>
+          <w:i/>
+          <w:color w:val="FF0000"/>
+          <w:sz w:val="24"/>
+        </w:rPr>
+        <w:t>ик:</w:t>
+      </w:r>
+      <w:r>
+        <w:rPr>
+          <w:rFonts w:ascii="Times New Roman" w:hAnsi="Times New Roman"/>
+          <w:sz w:val="24"/>
+        </w:rPr>
+        <w:t xml:space="preserve"> Бо Твоє є царство, і сила, і слава, Отця, і Сина, і Святого Духа, нині, і повсякчас, і на віки віків.</w:t>
       </w:r>
     </w:p>
     <w:p>
@@ -1912,34 +2103,42 @@
     </w:p>
     <w:p>
       <w:pPr>
-        <w:spacing w:line="240" w:lineRule="auto"/>
-        <w:rPr>
-          <w:rFonts w:ascii="Times New Roman" w:hAnsi="Times New Roman"/>
-          <w:sz w:val="24"/>
-        </w:rPr>
-      </w:pPr>
-      <w:r>
-        <w:rPr>
-          <w:rFonts w:ascii="Times New Roman" w:hAnsi="Times New Roman"/>
-          <w:i/>
-          <w:color w:val="FF0000"/>
-          <w:sz w:val="24"/>
-        </w:rPr>
-        <w:t xml:space="preserve">Священик: </w:t>
-      </w:r>
-      <w:r>
-        <w:rPr>
-          <w:rFonts w:ascii="Times New Roman" w:hAnsi="Times New Roman"/>
-          <w:sz w:val="24"/>
-        </w:rPr>
-        <w:t xml:space="preserve">Бо твоє є царство, і сила, і слава, Отця, і Сина, і Святого Духа, нині і повсякчас, і на віки </w:t>
-      </w:r>
-      <w:r>
-        <w:rPr>
-          <w:rFonts w:ascii="Times New Roman" w:hAnsi="Times New Roman"/>
-          <w:sz w:val="24"/>
-        </w:rPr>
-        <w:t>віків.</w:t>
+        <w:pStyle w:val="a"/>
+        <w:spacing w:after="120"/>
+      </w:pPr>
+      <w:r>
+        <w:rPr>
+          <w:rFonts w:ascii="Times New Roman" w:hAnsi="Times New Roman"/>
+          <w:i/>
+          <w:color w:val="FF0000"/>
+          <w:sz w:val="24"/>
+        </w:rPr>
+        <w:t>Священ</w:t>
+      </w:r>
+      <w:r>
+        <w:rPr>
+          <w:rFonts w:ascii="Times New Roman" w:hAnsi="Times New Roman"/>
+          <w:i/>
+          <w:color w:val="FF0000"/>
+          <w:sz w:val="24"/>
+        </w:rPr>
+        <w:t>н</w:t>
+      </w:r>
+      <w:r>
+        <w:rPr>
+          <w:rFonts w:ascii="Times New Roman" w:hAnsi="Times New Roman"/>
+          <w:i/>
+          <w:color w:val="FF0000"/>
+          <w:sz w:val="24"/>
+        </w:rPr>
+        <w:t>ик:</w:t>
+      </w:r>
+      <w:r>
+        <w:rPr>
+          <w:rFonts w:ascii="Times New Roman" w:hAnsi="Times New Roman"/>
+          <w:sz w:val="24"/>
+        </w:rPr>
+        <w:t xml:space="preserve"> Бо Твоє є царство, і сила, і слава, Отця, і Сина, і Святого Духа, нині, і повсякчас, і на віки віків.</w:t>
       </w:r>
     </w:p>
     <w:p>
@@ -2583,18 +2782,218 @@
     </w:p>
     <w:p>
       <w:pPr>
-        <w:spacing w:line="240" w:lineRule="auto"/>
-        <w:rPr>
-          <w:rFonts w:ascii="Times New Roman" w:hAnsi="Times New Roman"/>
-          <w:sz w:val="24"/>
-        </w:rPr>
-      </w:pPr>
-      <w:r>
-        <w:rPr>
-          <w:rFonts w:ascii="Times New Roman" w:hAnsi="Times New Roman"/>
-          <w:sz w:val="24"/>
-        </w:rPr>
-        <w:t>Царю небесний, утішителю, Душе істини,* що всюди єси і все наповняєш,* скарбе дібр і життя подателю,* прийди і вселися в нас,* і очисти нас від усякої скверни,* і спаси, Благий, душі наші.</w:t>
+        <w:pStyle w:val="a"/>
+        <w:spacing w:after="120"/>
+      </w:pPr>
+      <w:r>
+        <w:rPr>
+          <w:rFonts w:ascii="Times New Roman" w:hAnsi="Times New Roman"/>
+          <w:sz w:val="24"/>
+        </w:rPr>
+        <w:t>Ца́рю</w:t>
+      </w:r>
+      <w:r>
+        <w:rPr>
+          <w:rFonts w:ascii="Times New Roman" w:hAnsi="Times New Roman"/>
+          <w:sz w:val="24"/>
+        </w:rPr>
+        <w:t xml:space="preserve"> </w:t>
+      </w:r>
+      <w:r>
+        <w:rPr>
+          <w:rFonts w:ascii="Times New Roman" w:hAnsi="Times New Roman"/>
+          <w:sz w:val="24"/>
+        </w:rPr>
+        <w:t>небе́сний</w:t>
+      </w:r>
+      <w:r>
+        <w:rPr>
+          <w:rFonts w:ascii="Times New Roman" w:hAnsi="Times New Roman"/>
+          <w:sz w:val="24"/>
+        </w:rPr>
+        <w:t xml:space="preserve">, </w:t>
+      </w:r>
+      <w:r>
+        <w:rPr>
+          <w:rFonts w:ascii="Times New Roman" w:hAnsi="Times New Roman"/>
+          <w:sz w:val="24"/>
+        </w:rPr>
+        <w:t>утіши́телю</w:t>
+      </w:r>
+      <w:r>
+        <w:rPr>
+          <w:rFonts w:ascii="Times New Roman" w:hAnsi="Times New Roman"/>
+          <w:sz w:val="24"/>
+        </w:rPr>
+        <w:t xml:space="preserve">, </w:t>
+      </w:r>
+      <w:r>
+        <w:rPr>
+          <w:rFonts w:ascii="Times New Roman" w:hAnsi="Times New Roman"/>
+          <w:sz w:val="24"/>
+        </w:rPr>
+        <w:t>Ду́ше</w:t>
+      </w:r>
+      <w:r>
+        <w:rPr>
+          <w:rFonts w:ascii="Times New Roman" w:hAnsi="Times New Roman"/>
+          <w:sz w:val="24"/>
+        </w:rPr>
+        <w:t xml:space="preserve"> íстини,* що </w:t>
+      </w:r>
+      <w:r>
+        <w:rPr>
+          <w:rFonts w:ascii="Times New Roman" w:hAnsi="Times New Roman"/>
+          <w:sz w:val="24"/>
+        </w:rPr>
+        <w:t>всю́ди</w:t>
+      </w:r>
+      <w:r>
+        <w:rPr>
+          <w:rFonts w:ascii="Times New Roman" w:hAnsi="Times New Roman"/>
+          <w:sz w:val="24"/>
+        </w:rPr>
+        <w:t xml:space="preserve"> єси́ і все </w:t>
+      </w:r>
+      <w:r>
+        <w:rPr>
+          <w:rFonts w:ascii="Times New Roman" w:hAnsi="Times New Roman"/>
+          <w:sz w:val="24"/>
+        </w:rPr>
+        <w:t>наповня́єш</w:t>
+      </w:r>
+      <w:r>
+        <w:rPr>
+          <w:rFonts w:ascii="Times New Roman" w:hAnsi="Times New Roman"/>
+          <w:sz w:val="24"/>
+        </w:rPr>
+        <w:t xml:space="preserve">,* </w:t>
+      </w:r>
+      <w:r>
+        <w:rPr>
+          <w:rFonts w:ascii="Times New Roman" w:hAnsi="Times New Roman"/>
+          <w:sz w:val="24"/>
+        </w:rPr>
+        <w:t>скарбни́це</w:t>
+      </w:r>
+      <w:r>
+        <w:rPr>
+          <w:rFonts w:ascii="Times New Roman" w:hAnsi="Times New Roman"/>
+          <w:sz w:val="24"/>
+        </w:rPr>
+        <w:t xml:space="preserve"> благ і життя́ </w:t>
+      </w:r>
+      <w:r>
+        <w:rPr>
+          <w:rFonts w:ascii="Times New Roman" w:hAnsi="Times New Roman"/>
+          <w:sz w:val="24"/>
+        </w:rPr>
+        <w:t>пода́телю</w:t>
+      </w:r>
+      <w:r>
+        <w:rPr>
+          <w:rFonts w:ascii="Times New Roman" w:hAnsi="Times New Roman"/>
+          <w:sz w:val="24"/>
+        </w:rPr>
+        <w:t xml:space="preserve">,* прийди́, і </w:t>
+      </w:r>
+      <w:r>
+        <w:rPr>
+          <w:rFonts w:ascii="Times New Roman" w:hAnsi="Times New Roman"/>
+          <w:sz w:val="24"/>
+        </w:rPr>
+        <w:t>всели́ся</w:t>
+      </w:r>
+      <w:r>
+        <w:rPr>
+          <w:rFonts w:ascii="Times New Roman" w:hAnsi="Times New Roman"/>
+          <w:sz w:val="24"/>
+        </w:rPr>
+        <w:t xml:space="preserve"> в нас,* і </w:t>
+      </w:r>
+      <w:r>
+        <w:rPr>
+          <w:rFonts w:ascii="Times New Roman" w:hAnsi="Times New Roman"/>
+          <w:sz w:val="24"/>
+        </w:rPr>
+        <w:t>очи́сти</w:t>
+      </w:r>
+      <w:r>
+        <w:rPr>
+          <w:rFonts w:ascii="Times New Roman" w:hAnsi="Times New Roman"/>
+          <w:sz w:val="24"/>
+        </w:rPr>
+        <w:t xml:space="preserve"> нас від </w:t>
+      </w:r>
+      <w:r>
+        <w:rPr>
+          <w:rFonts w:ascii="Times New Roman" w:hAnsi="Times New Roman"/>
+          <w:sz w:val="24"/>
+        </w:rPr>
+        <w:t>уся́кої</w:t>
+      </w:r>
+      <w:r>
+        <w:rPr>
+          <w:rFonts w:ascii="Times New Roman" w:hAnsi="Times New Roman"/>
+          <w:sz w:val="24"/>
+        </w:rPr>
+        <w:t xml:space="preserve"> </w:t>
+      </w:r>
+      <w:r>
+        <w:rPr>
+          <w:rFonts w:ascii="Times New Roman" w:hAnsi="Times New Roman"/>
+          <w:sz w:val="24"/>
+        </w:rPr>
+        <w:t>скве́рни</w:t>
+      </w:r>
+      <w:r>
+        <w:rPr>
+          <w:rFonts w:ascii="Times New Roman" w:hAnsi="Times New Roman"/>
+          <w:sz w:val="24"/>
+        </w:rPr>
+        <w:t xml:space="preserve">,* і спаси́, </w:t>
+      </w:r>
+      <w:r>
+        <w:rPr>
+          <w:rFonts w:ascii="Times New Roman" w:hAnsi="Times New Roman"/>
+          <w:sz w:val="24"/>
+        </w:rPr>
+        <w:t>благи́й</w:t>
+      </w:r>
+      <w:r>
+        <w:rPr>
+          <w:rFonts w:ascii="Times New Roman" w:hAnsi="Times New Roman"/>
+          <w:sz w:val="24"/>
+        </w:rPr>
+        <w:t xml:space="preserve">, </w:t>
+      </w:r>
+      <w:r>
+        <w:rPr>
+          <w:rFonts w:ascii="Times New Roman" w:hAnsi="Times New Roman"/>
+          <w:sz w:val="24"/>
+        </w:rPr>
+        <w:t>ду́ші</w:t>
+      </w:r>
+      <w:r>
+        <w:rPr>
+          <w:rFonts w:ascii="Times New Roman" w:hAnsi="Times New Roman"/>
+          <w:sz w:val="24"/>
+        </w:rPr>
+        <w:t xml:space="preserve"> </w:t>
+      </w:r>
+      <w:r>
+        <w:rPr>
+          <w:rFonts w:ascii="Times New Roman" w:hAnsi="Times New Roman"/>
+          <w:sz w:val="24"/>
+        </w:rPr>
+        <w:t>на́ші</w:t>
+      </w:r>
+      <w:r>
+        <w:rPr>
+          <w:rFonts w:ascii="Times New Roman" w:hAnsi="Times New Roman"/>
+          <w:sz w:val="24"/>
+        </w:rPr>
+        <w:t>.</w:t>
       </w:r>
     </w:p>
     <w:p>
@@ -2831,34 +3230,42 @@
     </w:p>
     <w:p>
       <w:pPr>
-        <w:spacing w:line="240" w:lineRule="auto"/>
-        <w:rPr>
-          <w:rFonts w:ascii="Times New Roman" w:hAnsi="Times New Roman"/>
-          <w:sz w:val="24"/>
-        </w:rPr>
-      </w:pPr>
-      <w:r>
-        <w:rPr>
-          <w:rFonts w:ascii="Times New Roman" w:hAnsi="Times New Roman"/>
-          <w:i/>
-          <w:color w:val="FF0000"/>
-          <w:sz w:val="24"/>
-        </w:rPr>
-        <w:t xml:space="preserve">Священик: </w:t>
-      </w:r>
-      <w:r>
-        <w:rPr>
-          <w:rFonts w:ascii="Times New Roman" w:hAnsi="Times New Roman"/>
-          <w:sz w:val="24"/>
-        </w:rPr>
-        <w:t xml:space="preserve">Бо твоє є царство, і сила, і слава, Отця, і Сина, і Святого Духа, нині і повсякчас, і на віки </w:t>
-      </w:r>
-      <w:r>
-        <w:rPr>
-          <w:rFonts w:ascii="Times New Roman" w:hAnsi="Times New Roman"/>
-          <w:sz w:val="24"/>
-        </w:rPr>
-        <w:t>віків.</w:t>
+        <w:pStyle w:val="a"/>
+        <w:spacing w:after="120"/>
+      </w:pPr>
+      <w:r>
+        <w:rPr>
+          <w:rFonts w:ascii="Times New Roman" w:hAnsi="Times New Roman"/>
+          <w:i/>
+          <w:color w:val="FF0000"/>
+          <w:sz w:val="24"/>
+        </w:rPr>
+        <w:t>Священ</w:t>
+      </w:r>
+      <w:r>
+        <w:rPr>
+          <w:rFonts w:ascii="Times New Roman" w:hAnsi="Times New Roman"/>
+          <w:i/>
+          <w:color w:val="FF0000"/>
+          <w:sz w:val="24"/>
+        </w:rPr>
+        <w:t>н</w:t>
+      </w:r>
+      <w:r>
+        <w:rPr>
+          <w:rFonts w:ascii="Times New Roman" w:hAnsi="Times New Roman"/>
+          <w:i/>
+          <w:color w:val="FF0000"/>
+          <w:sz w:val="24"/>
+        </w:rPr>
+        <w:t>ик:</w:t>
+      </w:r>
+      <w:r>
+        <w:rPr>
+          <w:rFonts w:ascii="Times New Roman" w:hAnsi="Times New Roman"/>
+          <w:sz w:val="24"/>
+        </w:rPr>
+        <w:t xml:space="preserve"> Бо Твоє є царство, і сила, і слава, Отця, і Сина, і Святого Духа, нині, і повсякчас, і на віки віків.</w:t>
       </w:r>
     </w:p>
     <w:p>
@@ -4850,34 +5257,42 @@
     </w:p>
     <w:p>
       <w:pPr>
-        <w:spacing w:line="240" w:lineRule="auto"/>
-        <w:rPr>
-          <w:rFonts w:ascii="Times New Roman" w:hAnsi="Times New Roman"/>
-          <w:sz w:val="24"/>
-        </w:rPr>
-      </w:pPr>
-      <w:r>
-        <w:rPr>
-          <w:rFonts w:ascii="Times New Roman" w:hAnsi="Times New Roman"/>
-          <w:i/>
-          <w:color w:val="FF0000"/>
-          <w:sz w:val="24"/>
-        </w:rPr>
-        <w:t xml:space="preserve">Священик: </w:t>
-      </w:r>
-      <w:r>
-        <w:rPr>
-          <w:rFonts w:ascii="Times New Roman" w:hAnsi="Times New Roman"/>
-          <w:sz w:val="24"/>
-        </w:rPr>
-        <w:t xml:space="preserve">Бо твоє є царство, і сила, і слава, Отця, і Сина, і Святого Духа, нині і повсякчас, і на віки </w:t>
-      </w:r>
-      <w:r>
-        <w:rPr>
-          <w:rFonts w:ascii="Times New Roman" w:hAnsi="Times New Roman"/>
-          <w:sz w:val="24"/>
-        </w:rPr>
-        <w:t>віків.</w:t>
+        <w:pStyle w:val="a"/>
+        <w:spacing w:after="120"/>
+      </w:pPr>
+      <w:r>
+        <w:rPr>
+          <w:rFonts w:ascii="Times New Roman" w:hAnsi="Times New Roman"/>
+          <w:i/>
+          <w:color w:val="FF0000"/>
+          <w:sz w:val="24"/>
+        </w:rPr>
+        <w:t>Священ</w:t>
+      </w:r>
+      <w:r>
+        <w:rPr>
+          <w:rFonts w:ascii="Times New Roman" w:hAnsi="Times New Roman"/>
+          <w:i/>
+          <w:color w:val="FF0000"/>
+          <w:sz w:val="24"/>
+        </w:rPr>
+        <w:t>н</w:t>
+      </w:r>
+      <w:r>
+        <w:rPr>
+          <w:rFonts w:ascii="Times New Roman" w:hAnsi="Times New Roman"/>
+          <w:i/>
+          <w:color w:val="FF0000"/>
+          <w:sz w:val="24"/>
+        </w:rPr>
+        <w:t>ик:</w:t>
+      </w:r>
+      <w:r>
+        <w:rPr>
+          <w:rFonts w:ascii="Times New Roman" w:hAnsi="Times New Roman"/>
+          <w:sz w:val="24"/>
+        </w:rPr>
+        <w:t xml:space="preserve"> Бо Твоє є царство, і сила, і слава, Отця, і Сина, і Святого Духа, нині, і повсякчас, і на віки віків.</w:t>
       </w:r>
     </w:p>
     <w:p>
@@ -5676,18 +6091,218 @@
     </w:p>
     <w:p>
       <w:pPr>
-        <w:spacing w:line="240" w:lineRule="auto"/>
-        <w:rPr>
-          <w:rFonts w:ascii="Times New Roman" w:hAnsi="Times New Roman"/>
-          <w:sz w:val="24"/>
-        </w:rPr>
-      </w:pPr>
-      <w:r>
-        <w:rPr>
-          <w:rFonts w:ascii="Times New Roman" w:hAnsi="Times New Roman"/>
-          <w:sz w:val="24"/>
-        </w:rPr>
-        <w:t>Царю небесний, утішителю, Душе істини,* що всюди єси і все наповняєш,* скарбе дібр і життя подателю,* прийди і вселися в нас,* і очисти нас від усякої скверни,* і спаси, Благий, душі наші.</w:t>
+        <w:pStyle w:val="a"/>
+        <w:spacing w:after="120"/>
+      </w:pPr>
+      <w:r>
+        <w:rPr>
+          <w:rFonts w:ascii="Times New Roman" w:hAnsi="Times New Roman"/>
+          <w:sz w:val="24"/>
+        </w:rPr>
+        <w:t>Ца́рю</w:t>
+      </w:r>
+      <w:r>
+        <w:rPr>
+          <w:rFonts w:ascii="Times New Roman" w:hAnsi="Times New Roman"/>
+          <w:sz w:val="24"/>
+        </w:rPr>
+        <w:t xml:space="preserve"> </w:t>
+      </w:r>
+      <w:r>
+        <w:rPr>
+          <w:rFonts w:ascii="Times New Roman" w:hAnsi="Times New Roman"/>
+          <w:sz w:val="24"/>
+        </w:rPr>
+        <w:t>небе́сний</w:t>
+      </w:r>
+      <w:r>
+        <w:rPr>
+          <w:rFonts w:ascii="Times New Roman" w:hAnsi="Times New Roman"/>
+          <w:sz w:val="24"/>
+        </w:rPr>
+        <w:t xml:space="preserve">, </w:t>
+      </w:r>
+      <w:r>
+        <w:rPr>
+          <w:rFonts w:ascii="Times New Roman" w:hAnsi="Times New Roman"/>
+          <w:sz w:val="24"/>
+        </w:rPr>
+        <w:t>утіши́телю</w:t>
+      </w:r>
+      <w:r>
+        <w:rPr>
+          <w:rFonts w:ascii="Times New Roman" w:hAnsi="Times New Roman"/>
+          <w:sz w:val="24"/>
+        </w:rPr>
+        <w:t xml:space="preserve">, </w:t>
+      </w:r>
+      <w:r>
+        <w:rPr>
+          <w:rFonts w:ascii="Times New Roman" w:hAnsi="Times New Roman"/>
+          <w:sz w:val="24"/>
+        </w:rPr>
+        <w:t>Ду́ше</w:t>
+      </w:r>
+      <w:r>
+        <w:rPr>
+          <w:rFonts w:ascii="Times New Roman" w:hAnsi="Times New Roman"/>
+          <w:sz w:val="24"/>
+        </w:rPr>
+        <w:t xml:space="preserve"> íстини,* що </w:t>
+      </w:r>
+      <w:r>
+        <w:rPr>
+          <w:rFonts w:ascii="Times New Roman" w:hAnsi="Times New Roman"/>
+          <w:sz w:val="24"/>
+        </w:rPr>
+        <w:t>всю́ди</w:t>
+      </w:r>
+      <w:r>
+        <w:rPr>
+          <w:rFonts w:ascii="Times New Roman" w:hAnsi="Times New Roman"/>
+          <w:sz w:val="24"/>
+        </w:rPr>
+        <w:t xml:space="preserve"> єси́ і все </w:t>
+      </w:r>
+      <w:r>
+        <w:rPr>
+          <w:rFonts w:ascii="Times New Roman" w:hAnsi="Times New Roman"/>
+          <w:sz w:val="24"/>
+        </w:rPr>
+        <w:t>наповня́єш</w:t>
+      </w:r>
+      <w:r>
+        <w:rPr>
+          <w:rFonts w:ascii="Times New Roman" w:hAnsi="Times New Roman"/>
+          <w:sz w:val="24"/>
+        </w:rPr>
+        <w:t xml:space="preserve">,* </w:t>
+      </w:r>
+      <w:r>
+        <w:rPr>
+          <w:rFonts w:ascii="Times New Roman" w:hAnsi="Times New Roman"/>
+          <w:sz w:val="24"/>
+        </w:rPr>
+        <w:t>скарбни́це</w:t>
+      </w:r>
+      <w:r>
+        <w:rPr>
+          <w:rFonts w:ascii="Times New Roman" w:hAnsi="Times New Roman"/>
+          <w:sz w:val="24"/>
+        </w:rPr>
+        <w:t xml:space="preserve"> благ і життя́ </w:t>
+      </w:r>
+      <w:r>
+        <w:rPr>
+          <w:rFonts w:ascii="Times New Roman" w:hAnsi="Times New Roman"/>
+          <w:sz w:val="24"/>
+        </w:rPr>
+        <w:t>пода́телю</w:t>
+      </w:r>
+      <w:r>
+        <w:rPr>
+          <w:rFonts w:ascii="Times New Roman" w:hAnsi="Times New Roman"/>
+          <w:sz w:val="24"/>
+        </w:rPr>
+        <w:t xml:space="preserve">,* прийди́, і </w:t>
+      </w:r>
+      <w:r>
+        <w:rPr>
+          <w:rFonts w:ascii="Times New Roman" w:hAnsi="Times New Roman"/>
+          <w:sz w:val="24"/>
+        </w:rPr>
+        <w:t>всели́ся</w:t>
+      </w:r>
+      <w:r>
+        <w:rPr>
+          <w:rFonts w:ascii="Times New Roman" w:hAnsi="Times New Roman"/>
+          <w:sz w:val="24"/>
+        </w:rPr>
+        <w:t xml:space="preserve"> в нас,* і </w:t>
+      </w:r>
+      <w:r>
+        <w:rPr>
+          <w:rFonts w:ascii="Times New Roman" w:hAnsi="Times New Roman"/>
+          <w:sz w:val="24"/>
+        </w:rPr>
+        <w:t>очи́сти</w:t>
+      </w:r>
+      <w:r>
+        <w:rPr>
+          <w:rFonts w:ascii="Times New Roman" w:hAnsi="Times New Roman"/>
+          <w:sz w:val="24"/>
+        </w:rPr>
+        <w:t xml:space="preserve"> нас від </w:t>
+      </w:r>
+      <w:r>
+        <w:rPr>
+          <w:rFonts w:ascii="Times New Roman" w:hAnsi="Times New Roman"/>
+          <w:sz w:val="24"/>
+        </w:rPr>
+        <w:t>уся́кої</w:t>
+      </w:r>
+      <w:r>
+        <w:rPr>
+          <w:rFonts w:ascii="Times New Roman" w:hAnsi="Times New Roman"/>
+          <w:sz w:val="24"/>
+        </w:rPr>
+        <w:t xml:space="preserve"> </w:t>
+      </w:r>
+      <w:r>
+        <w:rPr>
+          <w:rFonts w:ascii="Times New Roman" w:hAnsi="Times New Roman"/>
+          <w:sz w:val="24"/>
+        </w:rPr>
+        <w:t>скве́рни</w:t>
+      </w:r>
+      <w:r>
+        <w:rPr>
+          <w:rFonts w:ascii="Times New Roman" w:hAnsi="Times New Roman"/>
+          <w:sz w:val="24"/>
+        </w:rPr>
+        <w:t xml:space="preserve">,* і спаси́, </w:t>
+      </w:r>
+      <w:r>
+        <w:rPr>
+          <w:rFonts w:ascii="Times New Roman" w:hAnsi="Times New Roman"/>
+          <w:sz w:val="24"/>
+        </w:rPr>
+        <w:t>благи́й</w:t>
+      </w:r>
+      <w:r>
+        <w:rPr>
+          <w:rFonts w:ascii="Times New Roman" w:hAnsi="Times New Roman"/>
+          <w:sz w:val="24"/>
+        </w:rPr>
+        <w:t xml:space="preserve">, </w:t>
+      </w:r>
+      <w:r>
+        <w:rPr>
+          <w:rFonts w:ascii="Times New Roman" w:hAnsi="Times New Roman"/>
+          <w:sz w:val="24"/>
+        </w:rPr>
+        <w:t>ду́ші</w:t>
+      </w:r>
+      <w:r>
+        <w:rPr>
+          <w:rFonts w:ascii="Times New Roman" w:hAnsi="Times New Roman"/>
+          <w:sz w:val="24"/>
+        </w:rPr>
+        <w:t xml:space="preserve"> </w:t>
+      </w:r>
+      <w:r>
+        <w:rPr>
+          <w:rFonts w:ascii="Times New Roman" w:hAnsi="Times New Roman"/>
+          <w:sz w:val="24"/>
+        </w:rPr>
+        <w:t>на́ші</w:t>
+      </w:r>
+      <w:r>
+        <w:rPr>
+          <w:rFonts w:ascii="Times New Roman" w:hAnsi="Times New Roman"/>
+          <w:sz w:val="24"/>
+        </w:rPr>
+        <w:t>.</w:t>
       </w:r>
     </w:p>
     <w:p>
@@ -5910,34 +6525,42 @@
     </w:p>
     <w:p>
       <w:pPr>
-        <w:spacing w:line="240" w:lineRule="auto"/>
-        <w:rPr>
-          <w:rFonts w:ascii="Times New Roman" w:hAnsi="Times New Roman"/>
-          <w:sz w:val="24"/>
-        </w:rPr>
-      </w:pPr>
-      <w:r>
-        <w:rPr>
-          <w:rFonts w:ascii="Times New Roman" w:hAnsi="Times New Roman"/>
-          <w:i/>
-          <w:color w:val="FF0000"/>
-          <w:sz w:val="24"/>
-        </w:rPr>
-        <w:t xml:space="preserve">Священик: </w:t>
-      </w:r>
-      <w:r>
-        <w:rPr>
-          <w:rFonts w:ascii="Times New Roman" w:hAnsi="Times New Roman"/>
-          <w:sz w:val="24"/>
-        </w:rPr>
-        <w:t xml:space="preserve">Бо твоє є царство, і сила, і слава, Отця, і Сина, і Святого Духа, нині і повсякчас, і на віки </w:t>
-      </w:r>
-      <w:r>
-        <w:rPr>
-          <w:rFonts w:ascii="Times New Roman" w:hAnsi="Times New Roman"/>
-          <w:sz w:val="24"/>
-        </w:rPr>
-        <w:t>віків.</w:t>
+        <w:pStyle w:val="a"/>
+        <w:spacing w:after="120"/>
+      </w:pPr>
+      <w:r>
+        <w:rPr>
+          <w:rFonts w:ascii="Times New Roman" w:hAnsi="Times New Roman"/>
+          <w:i/>
+          <w:color w:val="FF0000"/>
+          <w:sz w:val="24"/>
+        </w:rPr>
+        <w:t>Священ</w:t>
+      </w:r>
+      <w:r>
+        <w:rPr>
+          <w:rFonts w:ascii="Times New Roman" w:hAnsi="Times New Roman"/>
+          <w:i/>
+          <w:color w:val="FF0000"/>
+          <w:sz w:val="24"/>
+        </w:rPr>
+        <w:t>н</w:t>
+      </w:r>
+      <w:r>
+        <w:rPr>
+          <w:rFonts w:ascii="Times New Roman" w:hAnsi="Times New Roman"/>
+          <w:i/>
+          <w:color w:val="FF0000"/>
+          <w:sz w:val="24"/>
+        </w:rPr>
+        <w:t>ик:</w:t>
+      </w:r>
+      <w:r>
+        <w:rPr>
+          <w:rFonts w:ascii="Times New Roman" w:hAnsi="Times New Roman"/>
+          <w:sz w:val="24"/>
+        </w:rPr>
+        <w:t xml:space="preserve"> Бо Твоє є царство, і сила, і слава, Отця, і Сина, і Святого Духа, нині, і повсякчас, і на віки віків.</w:t>
       </w:r>
     </w:p>
     <w:p>
@@ -7889,34 +8512,42 @@
     </w:p>
     <w:p>
       <w:pPr>
-        <w:spacing w:line="240" w:lineRule="auto"/>
-        <w:rPr>
-          <w:rFonts w:ascii="Times New Roman" w:hAnsi="Times New Roman"/>
-          <w:sz w:val="24"/>
-        </w:rPr>
-      </w:pPr>
-      <w:r>
-        <w:rPr>
-          <w:rFonts w:ascii="Times New Roman" w:hAnsi="Times New Roman"/>
-          <w:i/>
-          <w:color w:val="FF0000"/>
-          <w:sz w:val="24"/>
-        </w:rPr>
-        <w:t xml:space="preserve">Священик: </w:t>
-      </w:r>
-      <w:r>
-        <w:rPr>
-          <w:rFonts w:ascii="Times New Roman" w:hAnsi="Times New Roman"/>
-          <w:sz w:val="24"/>
-        </w:rPr>
-        <w:t xml:space="preserve">Бо твоє є царство, і сила, і слава, Отця, і Сина, і Святого Духа, нині і повсякчас, і на віки </w:t>
-      </w:r>
-      <w:r>
-        <w:rPr>
-          <w:rFonts w:ascii="Times New Roman" w:hAnsi="Times New Roman"/>
-          <w:sz w:val="24"/>
-        </w:rPr>
-        <w:t>віків.</w:t>
+        <w:pStyle w:val="a"/>
+        <w:spacing w:after="120"/>
+      </w:pPr>
+      <w:r>
+        <w:rPr>
+          <w:rFonts w:ascii="Times New Roman" w:hAnsi="Times New Roman"/>
+          <w:i/>
+          <w:color w:val="FF0000"/>
+          <w:sz w:val="24"/>
+        </w:rPr>
+        <w:t>Священ</w:t>
+      </w:r>
+      <w:r>
+        <w:rPr>
+          <w:rFonts w:ascii="Times New Roman" w:hAnsi="Times New Roman"/>
+          <w:i/>
+          <w:color w:val="FF0000"/>
+          <w:sz w:val="24"/>
+        </w:rPr>
+        <w:t>н</w:t>
+      </w:r>
+      <w:r>
+        <w:rPr>
+          <w:rFonts w:ascii="Times New Roman" w:hAnsi="Times New Roman"/>
+          <w:i/>
+          <w:color w:val="FF0000"/>
+          <w:sz w:val="24"/>
+        </w:rPr>
+        <w:t>ик:</w:t>
+      </w:r>
+      <w:r>
+        <w:rPr>
+          <w:rFonts w:ascii="Times New Roman" w:hAnsi="Times New Roman"/>
+          <w:sz w:val="24"/>
+        </w:rPr>
+        <w:t xml:space="preserve"> Бо Твоє є царство, і сила, і слава, Отця, і Сина, і Святого Духа, нині, і повсякчас, і на віки віків.</w:t>
       </w:r>
     </w:p>
     <w:p>
@@ -8788,18 +9419,218 @@
     </w:p>
     <w:p>
       <w:pPr>
-        <w:spacing w:line="240" w:lineRule="auto"/>
-        <w:rPr>
-          <w:rFonts w:ascii="Times New Roman" w:hAnsi="Times New Roman"/>
-          <w:sz w:val="24"/>
-        </w:rPr>
-      </w:pPr>
-      <w:r>
-        <w:rPr>
-          <w:rFonts w:ascii="Times New Roman" w:hAnsi="Times New Roman"/>
-          <w:sz w:val="24"/>
-        </w:rPr>
-        <w:t>Царю небесний, утішителю, Душе істини,* що всюди єси і все наповняєш,* скарбе дібр і життя подателю,* прийди і вселися в нас,* і очисти нас від усякої скверни,* і спаси, Благий, душі наші.</w:t>
+        <w:pStyle w:val="a"/>
+        <w:spacing w:after="120"/>
+      </w:pPr>
+      <w:r>
+        <w:rPr>
+          <w:rFonts w:ascii="Times New Roman" w:hAnsi="Times New Roman"/>
+          <w:sz w:val="24"/>
+        </w:rPr>
+        <w:t>Ца́рю</w:t>
+      </w:r>
+      <w:r>
+        <w:rPr>
+          <w:rFonts w:ascii="Times New Roman" w:hAnsi="Times New Roman"/>
+          <w:sz w:val="24"/>
+        </w:rPr>
+        <w:t xml:space="preserve"> </w:t>
+      </w:r>
+      <w:r>
+        <w:rPr>
+          <w:rFonts w:ascii="Times New Roman" w:hAnsi="Times New Roman"/>
+          <w:sz w:val="24"/>
+        </w:rPr>
+        <w:t>небе́сний</w:t>
+      </w:r>
+      <w:r>
+        <w:rPr>
+          <w:rFonts w:ascii="Times New Roman" w:hAnsi="Times New Roman"/>
+          <w:sz w:val="24"/>
+        </w:rPr>
+        <w:t xml:space="preserve">, </w:t>
+      </w:r>
+      <w:r>
+        <w:rPr>
+          <w:rFonts w:ascii="Times New Roman" w:hAnsi="Times New Roman"/>
+          <w:sz w:val="24"/>
+        </w:rPr>
+        <w:t>утіши́телю</w:t>
+      </w:r>
+      <w:r>
+        <w:rPr>
+          <w:rFonts w:ascii="Times New Roman" w:hAnsi="Times New Roman"/>
+          <w:sz w:val="24"/>
+        </w:rPr>
+        <w:t xml:space="preserve">, </w:t>
+      </w:r>
+      <w:r>
+        <w:rPr>
+          <w:rFonts w:ascii="Times New Roman" w:hAnsi="Times New Roman"/>
+          <w:sz w:val="24"/>
+        </w:rPr>
+        <w:t>Ду́ше</w:t>
+      </w:r>
+      <w:r>
+        <w:rPr>
+          <w:rFonts w:ascii="Times New Roman" w:hAnsi="Times New Roman"/>
+          <w:sz w:val="24"/>
+        </w:rPr>
+        <w:t xml:space="preserve"> íстини,* що </w:t>
+      </w:r>
+      <w:r>
+        <w:rPr>
+          <w:rFonts w:ascii="Times New Roman" w:hAnsi="Times New Roman"/>
+          <w:sz w:val="24"/>
+        </w:rPr>
+        <w:t>всю́ди</w:t>
+      </w:r>
+      <w:r>
+        <w:rPr>
+          <w:rFonts w:ascii="Times New Roman" w:hAnsi="Times New Roman"/>
+          <w:sz w:val="24"/>
+        </w:rPr>
+        <w:t xml:space="preserve"> єси́ і все </w:t>
+      </w:r>
+      <w:r>
+        <w:rPr>
+          <w:rFonts w:ascii="Times New Roman" w:hAnsi="Times New Roman"/>
+          <w:sz w:val="24"/>
+        </w:rPr>
+        <w:t>наповня́єш</w:t>
+      </w:r>
+      <w:r>
+        <w:rPr>
+          <w:rFonts w:ascii="Times New Roman" w:hAnsi="Times New Roman"/>
+          <w:sz w:val="24"/>
+        </w:rPr>
+        <w:t xml:space="preserve">,* </w:t>
+      </w:r>
+      <w:r>
+        <w:rPr>
+          <w:rFonts w:ascii="Times New Roman" w:hAnsi="Times New Roman"/>
+          <w:sz w:val="24"/>
+        </w:rPr>
+        <w:t>скарбни́це</w:t>
+      </w:r>
+      <w:r>
+        <w:rPr>
+          <w:rFonts w:ascii="Times New Roman" w:hAnsi="Times New Roman"/>
+          <w:sz w:val="24"/>
+        </w:rPr>
+        <w:t xml:space="preserve"> благ і життя́ </w:t>
+      </w:r>
+      <w:r>
+        <w:rPr>
+          <w:rFonts w:ascii="Times New Roman" w:hAnsi="Times New Roman"/>
+          <w:sz w:val="24"/>
+        </w:rPr>
+        <w:t>пода́телю</w:t>
+      </w:r>
+      <w:r>
+        <w:rPr>
+          <w:rFonts w:ascii="Times New Roman" w:hAnsi="Times New Roman"/>
+          <w:sz w:val="24"/>
+        </w:rPr>
+        <w:t xml:space="preserve">,* прийди́, і </w:t>
+      </w:r>
+      <w:r>
+        <w:rPr>
+          <w:rFonts w:ascii="Times New Roman" w:hAnsi="Times New Roman"/>
+          <w:sz w:val="24"/>
+        </w:rPr>
+        <w:t>всели́ся</w:t>
+      </w:r>
+      <w:r>
+        <w:rPr>
+          <w:rFonts w:ascii="Times New Roman" w:hAnsi="Times New Roman"/>
+          <w:sz w:val="24"/>
+        </w:rPr>
+        <w:t xml:space="preserve"> в нас,* і </w:t>
+      </w:r>
+      <w:r>
+        <w:rPr>
+          <w:rFonts w:ascii="Times New Roman" w:hAnsi="Times New Roman"/>
+          <w:sz w:val="24"/>
+        </w:rPr>
+        <w:t>очи́сти</w:t>
+      </w:r>
+      <w:r>
+        <w:rPr>
+          <w:rFonts w:ascii="Times New Roman" w:hAnsi="Times New Roman"/>
+          <w:sz w:val="24"/>
+        </w:rPr>
+        <w:t xml:space="preserve"> нас від </w:t>
+      </w:r>
+      <w:r>
+        <w:rPr>
+          <w:rFonts w:ascii="Times New Roman" w:hAnsi="Times New Roman"/>
+          <w:sz w:val="24"/>
+        </w:rPr>
+        <w:t>уся́кої</w:t>
+      </w:r>
+      <w:r>
+        <w:rPr>
+          <w:rFonts w:ascii="Times New Roman" w:hAnsi="Times New Roman"/>
+          <w:sz w:val="24"/>
+        </w:rPr>
+        <w:t xml:space="preserve"> </w:t>
+      </w:r>
+      <w:r>
+        <w:rPr>
+          <w:rFonts w:ascii="Times New Roman" w:hAnsi="Times New Roman"/>
+          <w:sz w:val="24"/>
+        </w:rPr>
+        <w:t>скве́рни</w:t>
+      </w:r>
+      <w:r>
+        <w:rPr>
+          <w:rFonts w:ascii="Times New Roman" w:hAnsi="Times New Roman"/>
+          <w:sz w:val="24"/>
+        </w:rPr>
+        <w:t xml:space="preserve">,* і спаси́, </w:t>
+      </w:r>
+      <w:r>
+        <w:rPr>
+          <w:rFonts w:ascii="Times New Roman" w:hAnsi="Times New Roman"/>
+          <w:sz w:val="24"/>
+        </w:rPr>
+        <w:t>благи́й</w:t>
+      </w:r>
+      <w:r>
+        <w:rPr>
+          <w:rFonts w:ascii="Times New Roman" w:hAnsi="Times New Roman"/>
+          <w:sz w:val="24"/>
+        </w:rPr>
+        <w:t xml:space="preserve">, </w:t>
+      </w:r>
+      <w:r>
+        <w:rPr>
+          <w:rFonts w:ascii="Times New Roman" w:hAnsi="Times New Roman"/>
+          <w:sz w:val="24"/>
+        </w:rPr>
+        <w:t>ду́ші</w:t>
+      </w:r>
+      <w:r>
+        <w:rPr>
+          <w:rFonts w:ascii="Times New Roman" w:hAnsi="Times New Roman"/>
+          <w:sz w:val="24"/>
+        </w:rPr>
+        <w:t xml:space="preserve"> </w:t>
+      </w:r>
+      <w:r>
+        <w:rPr>
+          <w:rFonts w:ascii="Times New Roman" w:hAnsi="Times New Roman"/>
+          <w:sz w:val="24"/>
+        </w:rPr>
+        <w:t>на́ші</w:t>
+      </w:r>
+      <w:r>
+        <w:rPr>
+          <w:rFonts w:ascii="Times New Roman" w:hAnsi="Times New Roman"/>
+          <w:sz w:val="24"/>
+        </w:rPr>
+        <w:t>.</w:t>
       </w:r>
     </w:p>
     <w:p>
@@ -9008,34 +9839,42 @@
     </w:p>
     <w:p>
       <w:pPr>
-        <w:spacing w:line="240" w:lineRule="auto"/>
-        <w:rPr>
-          <w:rFonts w:ascii="Times New Roman" w:hAnsi="Times New Roman"/>
-          <w:sz w:val="24"/>
-        </w:rPr>
-      </w:pPr>
-      <w:r>
-        <w:rPr>
-          <w:rFonts w:ascii="Times New Roman" w:hAnsi="Times New Roman"/>
-          <w:i/>
-          <w:color w:val="FF0000"/>
-          <w:sz w:val="24"/>
-        </w:rPr>
-        <w:t xml:space="preserve">Священик: </w:t>
-      </w:r>
-      <w:r>
-        <w:rPr>
-          <w:rFonts w:ascii="Times New Roman" w:hAnsi="Times New Roman"/>
-          <w:sz w:val="24"/>
-        </w:rPr>
-        <w:t xml:space="preserve">Бо твоє є царство, і сила, і слава, Отця, і Сина, і Святого Духа, нині і повсякчас, і на віки </w:t>
-      </w:r>
-      <w:r>
-        <w:rPr>
-          <w:rFonts w:ascii="Times New Roman" w:hAnsi="Times New Roman"/>
-          <w:sz w:val="24"/>
-        </w:rPr>
-        <w:t>віків.</w:t>
+        <w:pStyle w:val="a"/>
+        <w:spacing w:after="120"/>
+      </w:pPr>
+      <w:r>
+        <w:rPr>
+          <w:rFonts w:ascii="Times New Roman" w:hAnsi="Times New Roman"/>
+          <w:i/>
+          <w:color w:val="FF0000"/>
+          <w:sz w:val="24"/>
+        </w:rPr>
+        <w:t>Священ</w:t>
+      </w:r>
+      <w:r>
+        <w:rPr>
+          <w:rFonts w:ascii="Times New Roman" w:hAnsi="Times New Roman"/>
+          <w:i/>
+          <w:color w:val="FF0000"/>
+          <w:sz w:val="24"/>
+        </w:rPr>
+        <w:t>н</w:t>
+      </w:r>
+      <w:r>
+        <w:rPr>
+          <w:rFonts w:ascii="Times New Roman" w:hAnsi="Times New Roman"/>
+          <w:i/>
+          <w:color w:val="FF0000"/>
+          <w:sz w:val="24"/>
+        </w:rPr>
+        <w:t>ик:</w:t>
+      </w:r>
+      <w:r>
+        <w:rPr>
+          <w:rFonts w:ascii="Times New Roman" w:hAnsi="Times New Roman"/>
+          <w:sz w:val="24"/>
+        </w:rPr>
+        <w:t xml:space="preserve"> Бо Твоє є царство, і сила, і слава, Отця, і Сина, і Святого Духа, нині, і повсякчас, і на віки віків.</w:t>
       </w:r>
     </w:p>
     <w:p>
@@ -10669,34 +11508,42 @@
     </w:p>
     <w:p>
       <w:pPr>
-        <w:spacing w:line="240" w:lineRule="auto"/>
-        <w:rPr>
-          <w:rFonts w:ascii="Times New Roman" w:hAnsi="Times New Roman"/>
-          <w:sz w:val="24"/>
-        </w:rPr>
-      </w:pPr>
-      <w:r>
-        <w:rPr>
-          <w:rFonts w:ascii="Times New Roman" w:hAnsi="Times New Roman"/>
-          <w:i/>
-          <w:color w:val="FF0000"/>
-          <w:sz w:val="24"/>
-        </w:rPr>
-        <w:t xml:space="preserve">Священик: </w:t>
-      </w:r>
-      <w:r>
-        <w:rPr>
-          <w:rFonts w:ascii="Times New Roman" w:hAnsi="Times New Roman"/>
-          <w:sz w:val="24"/>
-        </w:rPr>
-        <w:t xml:space="preserve">Бо твоє є царство, і сила, і слава, Отця, і Сина, і Святого Духа, нині і повсякчас, і на віки </w:t>
-      </w:r>
-      <w:r>
-        <w:rPr>
-          <w:rFonts w:ascii="Times New Roman" w:hAnsi="Times New Roman"/>
-          <w:sz w:val="24"/>
-        </w:rPr>
-        <w:t>віків.</w:t>
+        <w:pStyle w:val="a"/>
+        <w:spacing w:after="120"/>
+      </w:pPr>
+      <w:r>
+        <w:rPr>
+          <w:rFonts w:ascii="Times New Roman" w:hAnsi="Times New Roman"/>
+          <w:i/>
+          <w:color w:val="FF0000"/>
+          <w:sz w:val="24"/>
+        </w:rPr>
+        <w:t>Священ</w:t>
+      </w:r>
+      <w:r>
+        <w:rPr>
+          <w:rFonts w:ascii="Times New Roman" w:hAnsi="Times New Roman"/>
+          <w:i/>
+          <w:color w:val="FF0000"/>
+          <w:sz w:val="24"/>
+        </w:rPr>
+        <w:t>н</w:t>
+      </w:r>
+      <w:r>
+        <w:rPr>
+          <w:rFonts w:ascii="Times New Roman" w:hAnsi="Times New Roman"/>
+          <w:i/>
+          <w:color w:val="FF0000"/>
+          <w:sz w:val="24"/>
+        </w:rPr>
+        <w:t>ик:</w:t>
+      </w:r>
+      <w:r>
+        <w:rPr>
+          <w:rFonts w:ascii="Times New Roman" w:hAnsi="Times New Roman"/>
+          <w:sz w:val="24"/>
+        </w:rPr>
+        <w:t xml:space="preserve"> Бо Твоє є царство, і сила, і слава, Отця, і Сина, і Святого Духа, нині, і повсякчас, і на віки віків.</w:t>
       </w:r>
     </w:p>
     <w:p>
